--- a/chapters/binary-outcome-associations-handout.docx
+++ b/chapters/binary-outcome-associations-handout.docx
@@ -1674,7 +1674,7 @@
               <w:pStyle w:val="FirstParagraph"/>
             </w:pPr>
             <w:r>
-              <w:t xml:space="preserve">This was a concern when oral contraceptives were first developed,</w:t>
+              <w:t xml:space="preserve">This potential risk increase was a concern when oral contraceptives were first developed,</w:t>
             </w:r>
             <w:r>
               <w:t xml:space="preserve"> </w:t>
